--- a/báo cáo wordpress.docx
+++ b/báo cáo wordpress.docx
@@ -46,60 +46,6 @@
                 <pic:pic xmlns:pic="http://schemas.openxmlformats.org/drawingml/2006/picture">
                   <pic:nvPicPr>
                     <pic:cNvPr id="329701959" name="Picture 329701959"/>
-                    <pic:cNvPicPr/>
-                  </pic:nvPicPr>
-                  <pic:blipFill>
-                    <a:blip r:embed="rId5" cstate="print">
-                      <a:extLst>
-                        <a:ext uri="{28A0092B-C50C-407E-A947-70E740481C1C}">
-                          <a14:useLocalDpi xmlns:a14="http://schemas.microsoft.com/office/drawing/2010/main" val="0"/>
-                        </a:ext>
-                      </a:extLst>
-                    </a:blip>
-                    <a:stretch>
-                      <a:fillRect/>
-                    </a:stretch>
-                  </pic:blipFill>
-                  <pic:spPr>
-                    <a:xfrm>
-                      <a:off x="0" y="0"/>
-                      <a:ext cx="5731510" cy="3223895"/>
-                    </a:xfrm>
-                    <a:prstGeom prst="rect">
-                      <a:avLst/>
-                    </a:prstGeom>
-                  </pic:spPr>
-                </pic:pic>
-              </a:graphicData>
-            </a:graphic>
-          </wp:inline>
-        </w:drawing>
-      </w:r>
-    </w:p>
-    <w:p>
-      <w:pPr>
-        <w:rPr>
-          <w:lang w:val="en-US"/>
-        </w:rPr>
-      </w:pPr>
-      <w:r>
-        <w:rPr>
-          <w:noProof/>
-          <w:lang w:val="en-US"/>
-        </w:rPr>
-        <w:drawing>
-          <wp:inline distT="0" distB="0" distL="0" distR="0" wp14:anchorId="2633A767" wp14:editId="1BED3936">
-            <wp:extent cx="5731510" cy="3223895"/>
-            <wp:effectExtent l="0" t="0" r="2540" b="0"/>
-            <wp:docPr id="178095635" name="Picture 2"/>
-            <wp:cNvGraphicFramePr>
-              <a:graphicFrameLocks xmlns:a="http://schemas.openxmlformats.org/drawingml/2006/main" noChangeAspect="1"/>
-            </wp:cNvGraphicFramePr>
-            <a:graphic xmlns:a="http://schemas.openxmlformats.org/drawingml/2006/main">
-              <a:graphicData uri="http://schemas.openxmlformats.org/drawingml/2006/picture">
-                <pic:pic xmlns:pic="http://schemas.openxmlformats.org/drawingml/2006/picture">
-                  <pic:nvPicPr>
-                    <pic:cNvPr id="178095635" name="Picture 178095635"/>
                     <pic:cNvPicPr/>
                   </pic:nvPicPr>
                   <pic:blipFill>
@@ -130,6 +76,974 @@
         </w:drawing>
       </w:r>
     </w:p>
+    <w:p>
+      <w:pPr>
+        <w:rPr>
+          <w:lang w:val="en-US"/>
+        </w:rPr>
+      </w:pPr>
+      <w:r>
+        <w:rPr>
+          <w:noProof/>
+          <w:lang w:val="en-US"/>
+        </w:rPr>
+        <w:drawing>
+          <wp:inline distT="0" distB="0" distL="0" distR="0" wp14:anchorId="2633A767" wp14:editId="1BED3936">
+            <wp:extent cx="5731510" cy="3223895"/>
+            <wp:effectExtent l="0" t="0" r="2540" b="0"/>
+            <wp:docPr id="178095635" name="Picture 2"/>
+            <wp:cNvGraphicFramePr>
+              <a:graphicFrameLocks xmlns:a="http://schemas.openxmlformats.org/drawingml/2006/main" noChangeAspect="1"/>
+            </wp:cNvGraphicFramePr>
+            <a:graphic xmlns:a="http://schemas.openxmlformats.org/drawingml/2006/main">
+              <a:graphicData uri="http://schemas.openxmlformats.org/drawingml/2006/picture">
+                <pic:pic xmlns:pic="http://schemas.openxmlformats.org/drawingml/2006/picture">
+                  <pic:nvPicPr>
+                    <pic:cNvPr id="178095635" name="Picture 178095635"/>
+                    <pic:cNvPicPr/>
+                  </pic:nvPicPr>
+                  <pic:blipFill>
+                    <a:blip r:embed="rId7" cstate="print">
+                      <a:extLst>
+                        <a:ext uri="{28A0092B-C50C-407E-A947-70E740481C1C}">
+                          <a14:useLocalDpi xmlns:a14="http://schemas.microsoft.com/office/drawing/2010/main" val="0"/>
+                        </a:ext>
+                      </a:extLst>
+                    </a:blip>
+                    <a:stretch>
+                      <a:fillRect/>
+                    </a:stretch>
+                  </pic:blipFill>
+                  <pic:spPr>
+                    <a:xfrm>
+                      <a:off x="0" y="0"/>
+                      <a:ext cx="5731510" cy="3223895"/>
+                    </a:xfrm>
+                    <a:prstGeom prst="rect">
+                      <a:avLst/>
+                    </a:prstGeom>
+                  </pic:spPr>
+                </pic:pic>
+              </a:graphicData>
+            </a:graphic>
+          </wp:inline>
+        </w:drawing>
+      </w:r>
+    </w:p>
+    <w:p>
+      <w:pPr>
+        <w:rPr>
+          <w:lang w:val="en-US"/>
+        </w:rPr>
+      </w:pPr>
+      <w:r>
+        <w:rPr>
+          <w:noProof/>
+          <w:lang w:val="en-US"/>
+        </w:rPr>
+        <w:lastRenderedPageBreak/>
+        <w:drawing>
+          <wp:inline distT="0" distB="0" distL="0" distR="0" wp14:anchorId="5E29EE37" wp14:editId="055B3F4E">
+            <wp:extent cx="5731510" cy="3223895"/>
+            <wp:effectExtent l="0" t="0" r="2540" b="0"/>
+            <wp:docPr id="113787152" name="Picture 1"/>
+            <wp:cNvGraphicFramePr>
+              <a:graphicFrameLocks xmlns:a="http://schemas.openxmlformats.org/drawingml/2006/main" noChangeAspect="1"/>
+            </wp:cNvGraphicFramePr>
+            <a:graphic xmlns:a="http://schemas.openxmlformats.org/drawingml/2006/main">
+              <a:graphicData uri="http://schemas.openxmlformats.org/drawingml/2006/picture">
+                <pic:pic xmlns:pic="http://schemas.openxmlformats.org/drawingml/2006/picture">
+                  <pic:nvPicPr>
+                    <pic:cNvPr id="113787152" name="Picture 113787152"/>
+                    <pic:cNvPicPr/>
+                  </pic:nvPicPr>
+                  <pic:blipFill>
+                    <a:blip r:embed="rId8" cstate="print">
+                      <a:extLst>
+                        <a:ext uri="{28A0092B-C50C-407E-A947-70E740481C1C}">
+                          <a14:useLocalDpi xmlns:a14="http://schemas.microsoft.com/office/drawing/2010/main" val="0"/>
+                        </a:ext>
+                      </a:extLst>
+                    </a:blip>
+                    <a:stretch>
+                      <a:fillRect/>
+                    </a:stretch>
+                  </pic:blipFill>
+                  <pic:spPr>
+                    <a:xfrm>
+                      <a:off x="0" y="0"/>
+                      <a:ext cx="5731510" cy="3223895"/>
+                    </a:xfrm>
+                    <a:prstGeom prst="rect">
+                      <a:avLst/>
+                    </a:prstGeom>
+                  </pic:spPr>
+                </pic:pic>
+              </a:graphicData>
+            </a:graphic>
+          </wp:inline>
+        </w:drawing>
+      </w:r>
+    </w:p>
+    <w:p>
+      <w:pPr>
+        <w:jc w:val="center"/>
+        <w:rPr>
+          <w:lang w:val="en-US"/>
+        </w:rPr>
+      </w:pPr>
+      <w:r>
+        <w:rPr>
+          <w:lang w:val="en-US"/>
+        </w:rPr>
+        <w:t>ảnh hiển thị thông báo cho học viên</w:t>
+      </w:r>
+    </w:p>
+    <w:p>
+      <w:pPr>
+        <w:jc w:val="center"/>
+        <w:rPr>
+          <w:lang w:val="en-US"/>
+        </w:rPr>
+      </w:pPr>
+    </w:p>
+    <w:p>
+      <w:pPr>
+        <w:jc w:val="center"/>
+        <w:rPr>
+          <w:lang w:val="en-US"/>
+        </w:rPr>
+      </w:pPr>
+    </w:p>
+    <w:p>
+      <w:pPr>
+        <w:jc w:val="center"/>
+        <w:rPr>
+          <w:lang w:val="en-US"/>
+        </w:rPr>
+      </w:pPr>
+      <w:r>
+        <w:rPr>
+          <w:noProof/>
+          <w:lang w:val="en-US"/>
+        </w:rPr>
+        <w:drawing>
+          <wp:inline distT="0" distB="0" distL="0" distR="0" wp14:anchorId="580964C2" wp14:editId="6BD8A409">
+            <wp:extent cx="5731510" cy="3223895"/>
+            <wp:effectExtent l="0" t="0" r="2540" b="0"/>
+            <wp:docPr id="1577864889" name="Picture 2"/>
+            <wp:cNvGraphicFramePr>
+              <a:graphicFrameLocks xmlns:a="http://schemas.openxmlformats.org/drawingml/2006/main" noChangeAspect="1"/>
+            </wp:cNvGraphicFramePr>
+            <a:graphic xmlns:a="http://schemas.openxmlformats.org/drawingml/2006/main">
+              <a:graphicData uri="http://schemas.openxmlformats.org/drawingml/2006/picture">
+                <pic:pic xmlns:pic="http://schemas.openxmlformats.org/drawingml/2006/picture">
+                  <pic:nvPicPr>
+                    <pic:cNvPr id="1577864889" name="Picture 1577864889"/>
+                    <pic:cNvPicPr/>
+                  </pic:nvPicPr>
+                  <pic:blipFill>
+                    <a:blip r:embed="rId9" cstate="print">
+                      <a:extLst>
+                        <a:ext uri="{28A0092B-C50C-407E-A947-70E740481C1C}">
+                          <a14:useLocalDpi xmlns:a14="http://schemas.microsoft.com/office/drawing/2010/main" val="0"/>
+                        </a:ext>
+                      </a:extLst>
+                    </a:blip>
+                    <a:stretch>
+                      <a:fillRect/>
+                    </a:stretch>
+                  </pic:blipFill>
+                  <pic:spPr>
+                    <a:xfrm>
+                      <a:off x="0" y="0"/>
+                      <a:ext cx="5731510" cy="3223895"/>
+                    </a:xfrm>
+                    <a:prstGeom prst="rect">
+                      <a:avLst/>
+                    </a:prstGeom>
+                  </pic:spPr>
+                </pic:pic>
+              </a:graphicData>
+            </a:graphic>
+          </wp:inline>
+        </w:drawing>
+      </w:r>
+    </w:p>
+    <w:p>
+      <w:pPr>
+        <w:jc w:val="center"/>
+        <w:rPr>
+          <w:lang w:val="en-US"/>
+        </w:rPr>
+      </w:pPr>
+    </w:p>
+    <w:p>
+      <w:pPr>
+        <w:jc w:val="center"/>
+        <w:rPr>
+          <w:lang w:val="en-US"/>
+        </w:rPr>
+      </w:pPr>
+      <w:r>
+        <w:rPr>
+          <w:noProof/>
+          <w:lang w:val="en-US"/>
+        </w:rPr>
+        <w:lastRenderedPageBreak/>
+        <w:drawing>
+          <wp:inline distT="0" distB="0" distL="0" distR="0" wp14:anchorId="455018FD" wp14:editId="26783010">
+            <wp:extent cx="5731510" cy="3223895"/>
+            <wp:effectExtent l="0" t="0" r="2540" b="0"/>
+            <wp:docPr id="526689091" name="Picture 3"/>
+            <wp:cNvGraphicFramePr>
+              <a:graphicFrameLocks xmlns:a="http://schemas.openxmlformats.org/drawingml/2006/main" noChangeAspect="1"/>
+            </wp:cNvGraphicFramePr>
+            <a:graphic xmlns:a="http://schemas.openxmlformats.org/drawingml/2006/main">
+              <a:graphicData uri="http://schemas.openxmlformats.org/drawingml/2006/picture">
+                <pic:pic xmlns:pic="http://schemas.openxmlformats.org/drawingml/2006/picture">
+                  <pic:nvPicPr>
+                    <pic:cNvPr id="526689091" name="Picture 526689091"/>
+                    <pic:cNvPicPr/>
+                  </pic:nvPicPr>
+                  <pic:blipFill>
+                    <a:blip r:embed="rId10" cstate="print">
+                      <a:extLst>
+                        <a:ext uri="{28A0092B-C50C-407E-A947-70E740481C1C}">
+                          <a14:useLocalDpi xmlns:a14="http://schemas.microsoft.com/office/drawing/2010/main" val="0"/>
+                        </a:ext>
+                      </a:extLst>
+                    </a:blip>
+                    <a:stretch>
+                      <a:fillRect/>
+                    </a:stretch>
+                  </pic:blipFill>
+                  <pic:spPr>
+                    <a:xfrm>
+                      <a:off x="0" y="0"/>
+                      <a:ext cx="5731510" cy="3223895"/>
+                    </a:xfrm>
+                    <a:prstGeom prst="rect">
+                      <a:avLst/>
+                    </a:prstGeom>
+                  </pic:spPr>
+                </pic:pic>
+              </a:graphicData>
+            </a:graphic>
+          </wp:inline>
+        </w:drawing>
+      </w:r>
+    </w:p>
+    <w:p>
+      <w:pPr>
+        <w:jc w:val="center"/>
+        <w:rPr>
+          <w:lang w:val="en-US"/>
+        </w:rPr>
+      </w:pPr>
+      <w:r>
+        <w:rPr>
+          <w:lang w:val="en-US"/>
+        </w:rPr>
+        <w:t>Thêm trang hiển thị thông tin khóa học</w:t>
+      </w:r>
+    </w:p>
+    <w:p>
+      <w:pPr>
+        <w:jc w:val="center"/>
+        <w:rPr>
+          <w:lang w:val="en-US"/>
+        </w:rPr>
+      </w:pPr>
+    </w:p>
+    <w:p>
+      <w:pPr>
+        <w:jc w:val="center"/>
+        <w:rPr>
+          <w:lang w:val="en-US"/>
+        </w:rPr>
+      </w:pPr>
+      <w:r>
+        <w:rPr>
+          <w:noProof/>
+          <w:lang w:val="en-US"/>
+        </w:rPr>
+        <w:drawing>
+          <wp:inline distT="0" distB="0" distL="0" distR="0" wp14:anchorId="6E27783A" wp14:editId="64EA9705">
+            <wp:extent cx="5731510" cy="3223895"/>
+            <wp:effectExtent l="0" t="0" r="2540" b="0"/>
+            <wp:docPr id="1963666481" name="Picture 4"/>
+            <wp:cNvGraphicFramePr>
+              <a:graphicFrameLocks xmlns:a="http://schemas.openxmlformats.org/drawingml/2006/main" noChangeAspect="1"/>
+            </wp:cNvGraphicFramePr>
+            <a:graphic xmlns:a="http://schemas.openxmlformats.org/drawingml/2006/main">
+              <a:graphicData uri="http://schemas.openxmlformats.org/drawingml/2006/picture">
+                <pic:pic xmlns:pic="http://schemas.openxmlformats.org/drawingml/2006/picture">
+                  <pic:nvPicPr>
+                    <pic:cNvPr id="1963666481" name="Picture 1963666481"/>
+                    <pic:cNvPicPr/>
+                  </pic:nvPicPr>
+                  <pic:blipFill>
+                    <a:blip r:embed="rId11" cstate="print">
+                      <a:extLst>
+                        <a:ext uri="{28A0092B-C50C-407E-A947-70E740481C1C}">
+                          <a14:useLocalDpi xmlns:a14="http://schemas.microsoft.com/office/drawing/2010/main" val="0"/>
+                        </a:ext>
+                      </a:extLst>
+                    </a:blip>
+                    <a:stretch>
+                      <a:fillRect/>
+                    </a:stretch>
+                  </pic:blipFill>
+                  <pic:spPr>
+                    <a:xfrm>
+                      <a:off x="0" y="0"/>
+                      <a:ext cx="5731510" cy="3223895"/>
+                    </a:xfrm>
+                    <a:prstGeom prst="rect">
+                      <a:avLst/>
+                    </a:prstGeom>
+                  </pic:spPr>
+                </pic:pic>
+              </a:graphicData>
+            </a:graphic>
+          </wp:inline>
+        </w:drawing>
+      </w:r>
+    </w:p>
+    <w:p>
+      <w:pPr>
+        <w:jc w:val="center"/>
+        <w:rPr>
+          <w:lang w:val="en-US"/>
+        </w:rPr>
+      </w:pPr>
+      <w:r>
+        <w:rPr>
+          <w:lang w:val="en-US"/>
+        </w:rPr>
+        <w:t>Trang hiển thị thông tin khóa học</w:t>
+      </w:r>
+    </w:p>
+    <w:p>
+      <w:pPr>
+        <w:jc w:val="center"/>
+        <w:rPr>
+          <w:lang w:val="en-US"/>
+        </w:rPr>
+      </w:pPr>
+    </w:p>
+    <w:p>
+      <w:pPr>
+        <w:jc w:val="center"/>
+        <w:rPr>
+          <w:lang w:val="en-US"/>
+        </w:rPr>
+      </w:pPr>
+    </w:p>
+    <w:p>
+      <w:pPr>
+        <w:jc w:val="center"/>
+        <w:rPr>
+          <w:b/>
+          <w:bCs/>
+          <w:lang w:val="en-US"/>
+        </w:rPr>
+      </w:pPr>
+    </w:p>
+    <w:p>
+      <w:pPr>
+        <w:jc w:val="center"/>
+        <w:rPr>
+          <w:b/>
+          <w:bCs/>
+          <w:lang w:val="en-US"/>
+        </w:rPr>
+      </w:pPr>
+    </w:p>
+    <w:p>
+      <w:pPr>
+        <w:rPr>
+          <w:b/>
+          <w:bCs/>
+        </w:rPr>
+      </w:pPr>
+      <w:r>
+        <w:rPr>
+          <w:b/>
+          <w:bCs/>
+        </w:rPr>
+        <w:lastRenderedPageBreak/>
+        <w:t>1. Khai báo Header Plugin</w:t>
+      </w:r>
+    </w:p>
+    <w:p>
+      <w:r>
+        <w:t>/**</w:t>
+      </w:r>
+      <w:r>
+        <w:br/>
+        <w:t xml:space="preserve"> * Plugin Name: LearnPress Stats Dashboard</w:t>
+      </w:r>
+      <w:r>
+        <w:br/>
+        <w:t xml:space="preserve"> * Description: LearnPress nâng cao: stats + course info + notification</w:t>
+      </w:r>
+      <w:r>
+        <w:br/>
+        <w:t xml:space="preserve"> */</w:t>
+      </w:r>
+    </w:p>
+    <w:p>
+      <w:pPr>
+        <w:pStyle w:val="ListParagraph"/>
+        <w:numPr>
+          <w:ilvl w:val="0"/>
+          <w:numId w:val="3"/>
+        </w:numPr>
+      </w:pPr>
+      <w:r>
+        <w:t xml:space="preserve">Đây là </w:t>
+      </w:r>
+      <w:r>
+        <w:rPr>
+          <w:b/>
+          <w:bCs/>
+        </w:rPr>
+        <w:t>header bắt buộc</w:t>
+      </w:r>
+      <w:r>
+        <w:t xml:space="preserve"> của plugin trong WordPress</w:t>
+      </w:r>
+    </w:p>
+    <w:p>
+      <w:pPr>
+        <w:numPr>
+          <w:ilvl w:val="0"/>
+          <w:numId w:val="1"/>
+        </w:numPr>
+      </w:pPr>
+      <w:r>
+        <w:t xml:space="preserve">Plugin Name: tên plugin hiển thị trong Admin </w:t>
+      </w:r>
+    </w:p>
+    <w:p>
+      <w:pPr>
+        <w:numPr>
+          <w:ilvl w:val="0"/>
+          <w:numId w:val="1"/>
+        </w:numPr>
+      </w:pPr>
+      <w:r>
+        <w:t xml:space="preserve">Description: mô tả chức năng </w:t>
+      </w:r>
+    </w:p>
+    <w:p>
+      <w:pPr>
+        <w:numPr>
+          <w:ilvl w:val="0"/>
+          <w:numId w:val="1"/>
+        </w:numPr>
+      </w:pPr>
+      <w:r>
+        <w:t>Version: phiên bản plugin</w:t>
+      </w:r>
+    </w:p>
+    <w:p>
+      <w:pPr>
+        <w:rPr>
+          <w:b/>
+          <w:bCs/>
+        </w:rPr>
+      </w:pPr>
+      <w:r>
+        <w:rPr>
+          <w:b/>
+          <w:bCs/>
+        </w:rPr>
+        <w:t>2. Ngăn truy cập trực tiếp file plugin</w:t>
+      </w:r>
+    </w:p>
+    <w:p>
+      <w:r>
+        <w:t>if (!defined('ABSPATH')) exit;</w:t>
+      </w:r>
+    </w:p>
+    <w:p>
+      <w:pPr>
+        <w:pStyle w:val="ListParagraph"/>
+        <w:numPr>
+          <w:ilvl w:val="0"/>
+          <w:numId w:val="3"/>
+        </w:numPr>
+      </w:pPr>
+      <w:r>
+        <w:t>Bảo mật plugin</w:t>
+      </w:r>
+    </w:p>
+    <w:p>
+      <w:pPr>
+        <w:numPr>
+          <w:ilvl w:val="0"/>
+          <w:numId w:val="2"/>
+        </w:numPr>
+      </w:pPr>
+      <w:r>
+        <w:t xml:space="preserve">Nếu truy cập trực tiếp file .php → sẽ dừng chạy </w:t>
+      </w:r>
+    </w:p>
+    <w:p>
+      <w:pPr>
+        <w:numPr>
+          <w:ilvl w:val="0"/>
+          <w:numId w:val="2"/>
+        </w:numPr>
+      </w:pPr>
+      <w:r>
+        <w:t xml:space="preserve">Tránh hacker chạy file ngoài hệ thống WordPress </w:t>
+      </w:r>
+      <w:r>
+        <w:rPr>
+          <w:rFonts w:ascii="Segoe UI Emoji" w:hAnsi="Segoe UI Emoji" w:cs="Segoe UI Emoji"/>
+        </w:rPr>
+        <w:t>🔒</w:t>
+      </w:r>
+      <w:r>
+        <w:t xml:space="preserve"> </w:t>
+      </w:r>
+    </w:p>
+    <w:p>
+      <w:pPr>
+        <w:rPr>
+          <w:b/>
+          <w:bCs/>
+        </w:rPr>
+      </w:pPr>
+      <w:r>
+        <w:rPr>
+          <w:b/>
+          <w:bCs/>
+        </w:rPr>
+        <w:t>3. Notification Bar (Yêu cầu 1)</w:t>
+      </w:r>
+    </w:p>
+    <w:p>
+      <w:r>
+        <w:t>function lp_student_notification_bar(){</w:t>
+      </w:r>
+    </w:p>
+    <w:p>
+      <w:pPr>
+        <w:pStyle w:val="ListParagraph"/>
+        <w:numPr>
+          <w:ilvl w:val="0"/>
+          <w:numId w:val="3"/>
+        </w:numPr>
+      </w:pPr>
+      <w:r>
+        <w:t xml:space="preserve">Hàm tạo </w:t>
+      </w:r>
+      <w:r>
+        <w:rPr>
+          <w:b/>
+          <w:bCs/>
+        </w:rPr>
+        <w:t>thanh thông báo học viên</w:t>
+      </w:r>
+    </w:p>
+    <w:p>
+      <w:r>
+        <w:t>Kiểm tra trang khóa học:</w:t>
+      </w:r>
+    </w:p>
+    <w:p>
+      <w:r>
+        <w:t xml:space="preserve">$is_course_page = (is_post_type_archive('lp_course') || </w:t>
+      </w:r>
+      <w:r>
+        <w:br/>
+        <w:t xml:space="preserve">                  is_singular('lp_course'));</w:t>
+      </w:r>
+    </w:p>
+    <w:p>
+      <w:pPr>
+        <w:pStyle w:val="ListParagraph"/>
+        <w:numPr>
+          <w:ilvl w:val="0"/>
+          <w:numId w:val="3"/>
+        </w:numPr>
+      </w:pPr>
+      <w:r>
+        <w:t>Chỉ hiển thị trên trang khóa học của LearnPress</w:t>
+      </w:r>
+    </w:p>
+    <w:p>
+      <w:r>
+        <w:t>Kiểm tra đăng nhập:</w:t>
+      </w:r>
+    </w:p>
+    <w:p>
+      <w:r>
+        <w:t>if(is_user_logged_in()){</w:t>
+      </w:r>
+    </w:p>
+    <w:p>
+      <w:pPr>
+        <w:pStyle w:val="ListParagraph"/>
+        <w:numPr>
+          <w:ilvl w:val="0"/>
+          <w:numId w:val="3"/>
+        </w:numPr>
+      </w:pPr>
+      <w:r>
+        <w:t>Nếu user đã đăng nhập → hiển thị tên user</w:t>
+      </w:r>
+    </w:p>
+    <w:p>
+      <w:r>
+        <w:t>Nếu chưa:</w:t>
+      </w:r>
+    </w:p>
+    <w:p>
+      <w:r>
+        <w:t>echo "Đăng nhập để lưu tiến độ học tập!";</w:t>
+      </w:r>
+    </w:p>
+    <w:p>
+      <w:r>
+        <w:t>Hook hiển thị:</w:t>
+      </w:r>
+    </w:p>
+    <w:p>
+      <w:r>
+        <w:t>add_action('learn-press/archive-course/before-loop', 'lp_student_notification_bar', 5);</w:t>
+      </w:r>
+    </w:p>
+    <w:p>
+      <w:pPr>
+        <w:pStyle w:val="ListParagraph"/>
+        <w:numPr>
+          <w:ilvl w:val="0"/>
+          <w:numId w:val="3"/>
+        </w:numPr>
+      </w:pPr>
+      <w:r>
+        <w:t>Gắn vào hook của LearnPress để hiển thị trên đầu danh sách khóa học</w:t>
+      </w:r>
+    </w:p>
+    <w:p>
+      <w:r>
+        <w:pict w14:anchorId="6AD83AEB">
+          <v:rect id="_x0000_i1063" style="width:0;height:1.5pt" o:hrstd="t" o:hr="t" fillcolor="#a0a0a0" stroked="f"/>
+        </w:pict>
+      </w:r>
+    </w:p>
+    <w:p>
+      <w:pPr>
+        <w:rPr>
+          <w:b/>
+          <w:bCs/>
+        </w:rPr>
+      </w:pPr>
+      <w:r>
+        <w:rPr>
+          <w:b/>
+          <w:bCs/>
+        </w:rPr>
+        <w:lastRenderedPageBreak/>
+        <w:t>4. Shortcode hiển thị thông tin khóa học (Yêu cầu 2)</w:t>
+      </w:r>
+    </w:p>
+    <w:p>
+      <w:r>
+        <w:t>add_shortcode('lp_course_info', 'lp_course_info_shortcode');</w:t>
+      </w:r>
+    </w:p>
+    <w:p>
+      <w:pPr>
+        <w:pStyle w:val="ListParagraph"/>
+        <w:numPr>
+          <w:ilvl w:val="0"/>
+          <w:numId w:val="3"/>
+        </w:numPr>
+      </w:pPr>
+      <w:r>
+        <w:t>Tạo shortcode:</w:t>
+      </w:r>
+    </w:p>
+    <w:p>
+      <w:r>
+        <w:t>[lp_course_info id="30"]</w:t>
+      </w:r>
+    </w:p>
+    <w:p>
+      <w:r>
+        <w:t>Lấy ID khóa học:</w:t>
+      </w:r>
+    </w:p>
+    <w:p>
+      <w:r>
+        <w:t>$course_id = intval($atts['id']);</w:t>
+      </w:r>
+    </w:p>
+    <w:p>
+      <w:r>
+        <w:t>Lấy đối tượng khóa học:</w:t>
+      </w:r>
+    </w:p>
+    <w:p>
+      <w:r>
+        <w:t>$course = learn_press_get_course($course_id);</w:t>
+      </w:r>
+    </w:p>
+    <w:p>
+      <w:r>
+        <w:t>Đếm số bài học:</w:t>
+      </w:r>
+    </w:p>
+    <w:p>
+      <w:r>
+        <w:t>$lessons = $course-&gt;get_items('lp_lesson');</w:t>
+      </w:r>
+      <w:r>
+        <w:br/>
+        <w:t>$lesson_count = count($lessons);</w:t>
+      </w:r>
+    </w:p>
+    <w:p>
+      <w:pPr>
+        <w:pStyle w:val="ListParagraph"/>
+        <w:numPr>
+          <w:ilvl w:val="0"/>
+          <w:numId w:val="3"/>
+        </w:numPr>
+      </w:pPr>
+      <w:r>
+        <w:t>Lấy tất cả lesson trong khóa học</w:t>
+      </w:r>
+    </w:p>
+    <w:p>
+      <w:r>
+        <w:t>Lấy thời lượng:</w:t>
+      </w:r>
+    </w:p>
+    <w:p>
+      <w:r>
+        <w:t>$duration = get_post_meta($course_id, '_lp_duration', true);</w:t>
+      </w:r>
+    </w:p>
+    <w:p>
+      <w:pPr>
+        <w:pStyle w:val="ListParagraph"/>
+        <w:numPr>
+          <w:ilvl w:val="0"/>
+          <w:numId w:val="3"/>
+        </w:numPr>
+      </w:pPr>
+      <w:r>
+        <w:t>đọc metadata _lp_duration</w:t>
+      </w:r>
+    </w:p>
+    <w:p>
+      <w:r>
+        <w:t>Lấy trạng thái học viên:</w:t>
+      </w:r>
+    </w:p>
+    <w:p>
+      <w:r>
+        <w:t>$user = learn_press_get_current_user();</w:t>
+      </w:r>
+      <w:r>
+        <w:br/>
+        <w:t>$course_data = $user-&gt;get_course_data($course_id);</w:t>
+      </w:r>
+    </w:p>
+    <w:p>
+      <w:r>
+        <w:t>Kiểm tra hoàn thành:</w:t>
+      </w:r>
+    </w:p>
+    <w:p>
+      <w:r>
+        <w:t>if ($status == 'completed') {</w:t>
+      </w:r>
+      <w:r>
+        <w:br/>
+        <w:t xml:space="preserve">    $status = "Đã hoàn thành";</w:t>
+      </w:r>
+      <w:r>
+        <w:br/>
+        <w:t>}</w:t>
+      </w:r>
+    </w:p>
+    <w:p>
+      <w:r>
+        <w:pict w14:anchorId="045935DF">
+          <v:rect id="_x0000_i1064" style="width:0;height:1.5pt" o:hrstd="t" o:hr="t" fillcolor="#a0a0a0" stroked="f"/>
+        </w:pict>
+      </w:r>
+    </w:p>
+    <w:p>
+      <w:pPr>
+        <w:rPr>
+          <w:b/>
+          <w:bCs/>
+        </w:rPr>
+      </w:pPr>
+      <w:r>
+        <w:rPr>
+          <w:b/>
+          <w:bCs/>
+        </w:rPr>
+        <w:t>5. Custom CSS (Yêu cầu 3)</w:t>
+      </w:r>
+    </w:p>
+    <w:p>
+      <w:r>
+        <w:t>add_action('wp_head', 'lp_custom_style');</w:t>
+      </w:r>
+    </w:p>
+    <w:p>
+      <w:pPr>
+        <w:pStyle w:val="ListParagraph"/>
+        <w:numPr>
+          <w:ilvl w:val="0"/>
+          <w:numId w:val="3"/>
+        </w:numPr>
+      </w:pPr>
+      <w:r>
+        <w:t>Inject CSS vào &lt;head&gt; website</w:t>
+      </w:r>
+    </w:p>
+    <w:p>
+      <w:r>
+        <w:t>Style Notification:</w:t>
+      </w:r>
+    </w:p>
+    <w:p>
+      <w:r>
+        <w:t>.lp-notification-bar {</w:t>
+      </w:r>
+      <w:r>
+        <w:br/>
+        <w:t xml:space="preserve">    background: #ff9800;</w:t>
+      </w:r>
+      <w:r>
+        <w:br/>
+        <w:t>}</w:t>
+      </w:r>
+    </w:p>
+    <w:p>
+      <w:r>
+        <w:t>Style nút Enroll:</w:t>
+      </w:r>
+    </w:p>
+    <w:p>
+      <w:r>
+        <w:lastRenderedPageBreak/>
+        <w:t>.button-enroll-course {</w:t>
+      </w:r>
+      <w:r>
+        <w:br/>
+        <w:t xml:space="preserve">    background: #ff9800 !important;</w:t>
+      </w:r>
+      <w:r>
+        <w:br/>
+        <w:t>}</w:t>
+      </w:r>
+    </w:p>
+    <w:p>
+      <w:r>
+        <w:t>Style Finish:</w:t>
+      </w:r>
+    </w:p>
+    <w:p>
+      <w:r>
+        <w:t>.button-finish-course {</w:t>
+      </w:r>
+      <w:r>
+        <w:br/>
+        <w:t xml:space="preserve">    background: #4caf50 !important;</w:t>
+      </w:r>
+      <w:r>
+        <w:br/>
+        <w:t>}</w:t>
+      </w:r>
+    </w:p>
+    <w:p>
+      <w:pPr>
+        <w:pStyle w:val="ListParagraph"/>
+        <w:numPr>
+          <w:ilvl w:val="0"/>
+          <w:numId w:val="3"/>
+        </w:numPr>
+      </w:pPr>
+      <w:r>
+        <w:t>Thay đổi màu nút của LearnPress</w:t>
+      </w:r>
+    </w:p>
+    <w:p>
+      <w:r>
+        <w:pict w14:anchorId="6D746016">
+          <v:rect id="_x0000_i1065" style="width:0;height:1.5pt" o:hrstd="t" o:hr="t" fillcolor="#a0a0a0" stroked="f"/>
+        </w:pict>
+      </w:r>
+    </w:p>
+    <w:p>
+      <w:pPr>
+        <w:rPr>
+          <w:b/>
+          <w:bCs/>
+        </w:rPr>
+      </w:pPr>
+      <w:r>
+        <w:rPr>
+          <w:b/>
+          <w:bCs/>
+        </w:rPr>
+        <w:t>6. Hàm lấy trạng thái user (Quan trọng)</w:t>
+      </w:r>
+    </w:p>
+    <w:p>
+      <w:r>
+        <w:t>function lp_get_user_course_status($user_id, $course_id){</w:t>
+      </w:r>
+    </w:p>
+    <w:p>
+      <w:r>
+        <w:t>Lấy user:</w:t>
+      </w:r>
+    </w:p>
+    <w:p>
+      <w:r>
+        <w:t>$user = learn_press_get_user($user_id);</w:t>
+      </w:r>
+    </w:p>
+    <w:p>
+      <w:r>
+        <w:t>Lấy dữ liệu khóa học:</w:t>
+      </w:r>
+    </w:p>
+    <w:p>
+      <w:r>
+        <w:t>$course_data = $user-&gt;get_course_data($course_id);</w:t>
+      </w:r>
+    </w:p>
+    <w:p>
+      <w:r>
+        <w:t>Kiểm tra hoàn thành:</w:t>
+      </w:r>
+    </w:p>
+    <w:p>
+      <w:pPr>
+        <w:rPr>
+          <w:lang w:val="en-US"/>
+        </w:rPr>
+      </w:pPr>
+      <w:r>
+        <w:t>if($course_data-&gt;get_status() == 'completed'){</w:t>
+      </w:r>
+    </w:p>
     <w:sectPr>
       <w:pgSz w:w="11906" w:h="16838"/>
       <w:pgMar w:top="1440" w:right="1440" w:bottom="1440" w:left="1440" w:header="708" w:footer="708" w:gutter="0"/>
@@ -138,6 +1052,430 @@
     </w:sectPr>
   </w:body>
 </w:document>
+</file>
+
+<file path=word/numbering.xml><?xml version="1.0" encoding="utf-8"?>
+<w:numbering xmlns:wpc="http://schemas.microsoft.com/office/word/2010/wordprocessingCanvas" xmlns:cx="http://schemas.microsoft.com/office/drawing/2014/chartex" xmlns:cx1="http://schemas.microsoft.com/office/drawing/2015/9/8/chartex" xmlns:cx2="http://schemas.microsoft.com/office/drawing/2015/10/21/chartex" xmlns:cx3="http://schemas.microsoft.com/office/drawing/2016/5/9/chartex" xmlns:cx4="http://schemas.microsoft.com/office/drawing/2016/5/10/chartex" xmlns:cx5="http://schemas.microsoft.com/office/drawing/2016/5/11/chartex" xmlns:cx6="http://schemas.microsoft.com/office/drawing/2016/5/12/chartex" xmlns:cx7="http://schemas.microsoft.com/office/drawing/2016/5/13/chartex" xmlns:cx8="http://schemas.microsoft.com/office/drawing/2016/5/14/chartex" xmlns:mc="http://schemas.openxmlformats.org/markup-compatibility/2006" xmlns:aink="http://schemas.microsoft.com/office/drawing/2016/ink" xmlns:am3d="http://schemas.microsoft.com/office/drawing/2017/model3d" xmlns:o="urn:schemas-microsoft-com:office:office" xmlns:oel="http://schemas.microsoft.com/office/2019/extlst" xmlns:r="http://schemas.openxmlformats.org/officeDocument/2006/relationships" xmlns:m="http://schemas.openxmlformats.org/officeDocument/2006/math" xmlns:v="urn:schemas-microsoft-com:vml" xmlns:wp14="http://schemas.microsoft.com/office/word/2010/wordprocessingDrawing" xmlns:wp="http://schemas.openxmlformats.org/drawingml/2006/wordprocessingDrawing" xmlns:w10="urn:schemas-microsoft-com:office:word" xmlns:w="http://schemas.openxmlformats.org/wordprocessingml/2006/main" xmlns:w14="http://schemas.microsoft.com/office/word/2010/wordml" xmlns:w15="http://schemas.microsoft.com/office/word/2012/wordml" xmlns:w16cex="http://schemas.microsoft.com/office/word/2018/wordml/cex" xmlns:w16cid="http://schemas.microsoft.com/office/word/2016/wordml/cid" xmlns:w16="http://schemas.microsoft.com/office/word/2018/wordml" xmlns:w16du="http://schemas.microsoft.com/office/word/2023/wordml/word16du" xmlns:w16sdtdh="http://schemas.microsoft.com/office/word/2020/wordml/sdtdatahash" xmlns:w16sdtfl="http://schemas.microsoft.com/office/word/2024/wordml/sdtformatlock" xmlns:w16se="http://schemas.microsoft.com/office/word/2015/wordml/symex" xmlns:wpg="http://schemas.microsoft.com/office/word/2010/wordprocessingGroup" xmlns:wpi="http://schemas.microsoft.com/office/word/2010/wordprocessingInk" xmlns:wne="http://schemas.microsoft.com/office/word/2006/wordml" xmlns:wps="http://schemas.microsoft.com/office/word/2010/wordprocessingShape" mc:Ignorable="w14 w15 w16se w16cid w16 w16cex w16sdtdh w16sdtfl w16du wp14">
+  <w:abstractNum w:abstractNumId="0" w15:restartNumberingAfterBreak="0">
+    <w:nsid w:val="0B3D567A"/>
+    <w:multiLevelType w:val="hybridMultilevel"/>
+    <w:tmpl w:val="959286C2"/>
+    <w:lvl w:ilvl="0" w:tplc="926A784C">
+      <w:numFmt w:val="bullet"/>
+      <w:lvlText w:val="-"/>
+      <w:lvlJc w:val="left"/>
+      <w:pPr>
+        <w:ind w:left="720" w:hanging="360"/>
+      </w:pPr>
+      <w:rPr>
+        <w:rFonts w:ascii="Arial" w:eastAsiaTheme="minorHAnsi" w:hAnsi="Arial" w:cs="Arial" w:hint="default"/>
+      </w:rPr>
+    </w:lvl>
+    <w:lvl w:ilvl="1" w:tplc="042A0003" w:tentative="1">
+      <w:start w:val="1"/>
+      <w:numFmt w:val="bullet"/>
+      <w:lvlText w:val="o"/>
+      <w:lvlJc w:val="left"/>
+      <w:pPr>
+        <w:ind w:left="1440" w:hanging="360"/>
+      </w:pPr>
+      <w:rPr>
+        <w:rFonts w:ascii="Courier New" w:hAnsi="Courier New" w:cs="Courier New" w:hint="default"/>
+      </w:rPr>
+    </w:lvl>
+    <w:lvl w:ilvl="2" w:tplc="042A0005" w:tentative="1">
+      <w:start w:val="1"/>
+      <w:numFmt w:val="bullet"/>
+      <w:lvlText w:val=""/>
+      <w:lvlJc w:val="left"/>
+      <w:pPr>
+        <w:ind w:left="2160" w:hanging="360"/>
+      </w:pPr>
+      <w:rPr>
+        <w:rFonts w:ascii="Wingdings" w:hAnsi="Wingdings" w:hint="default"/>
+      </w:rPr>
+    </w:lvl>
+    <w:lvl w:ilvl="3" w:tplc="042A0001" w:tentative="1">
+      <w:start w:val="1"/>
+      <w:numFmt w:val="bullet"/>
+      <w:lvlText w:val=""/>
+      <w:lvlJc w:val="left"/>
+      <w:pPr>
+        <w:ind w:left="2880" w:hanging="360"/>
+      </w:pPr>
+      <w:rPr>
+        <w:rFonts w:ascii="Symbol" w:hAnsi="Symbol" w:hint="default"/>
+      </w:rPr>
+    </w:lvl>
+    <w:lvl w:ilvl="4" w:tplc="042A0003" w:tentative="1">
+      <w:start w:val="1"/>
+      <w:numFmt w:val="bullet"/>
+      <w:lvlText w:val="o"/>
+      <w:lvlJc w:val="left"/>
+      <w:pPr>
+        <w:ind w:left="3600" w:hanging="360"/>
+      </w:pPr>
+      <w:rPr>
+        <w:rFonts w:ascii="Courier New" w:hAnsi="Courier New" w:cs="Courier New" w:hint="default"/>
+      </w:rPr>
+    </w:lvl>
+    <w:lvl w:ilvl="5" w:tplc="042A0005" w:tentative="1">
+      <w:start w:val="1"/>
+      <w:numFmt w:val="bullet"/>
+      <w:lvlText w:val=""/>
+      <w:lvlJc w:val="left"/>
+      <w:pPr>
+        <w:ind w:left="4320" w:hanging="360"/>
+      </w:pPr>
+      <w:rPr>
+        <w:rFonts w:ascii="Wingdings" w:hAnsi="Wingdings" w:hint="default"/>
+      </w:rPr>
+    </w:lvl>
+    <w:lvl w:ilvl="6" w:tplc="042A0001" w:tentative="1">
+      <w:start w:val="1"/>
+      <w:numFmt w:val="bullet"/>
+      <w:lvlText w:val=""/>
+      <w:lvlJc w:val="left"/>
+      <w:pPr>
+        <w:ind w:left="5040" w:hanging="360"/>
+      </w:pPr>
+      <w:rPr>
+        <w:rFonts w:ascii="Symbol" w:hAnsi="Symbol" w:hint="default"/>
+      </w:rPr>
+    </w:lvl>
+    <w:lvl w:ilvl="7" w:tplc="042A0003" w:tentative="1">
+      <w:start w:val="1"/>
+      <w:numFmt w:val="bullet"/>
+      <w:lvlText w:val="o"/>
+      <w:lvlJc w:val="left"/>
+      <w:pPr>
+        <w:ind w:left="5760" w:hanging="360"/>
+      </w:pPr>
+      <w:rPr>
+        <w:rFonts w:ascii="Courier New" w:hAnsi="Courier New" w:cs="Courier New" w:hint="default"/>
+      </w:rPr>
+    </w:lvl>
+    <w:lvl w:ilvl="8" w:tplc="042A0005" w:tentative="1">
+      <w:start w:val="1"/>
+      <w:numFmt w:val="bullet"/>
+      <w:lvlText w:val=""/>
+      <w:lvlJc w:val="left"/>
+      <w:pPr>
+        <w:ind w:left="6480" w:hanging="360"/>
+      </w:pPr>
+      <w:rPr>
+        <w:rFonts w:ascii="Wingdings" w:hAnsi="Wingdings" w:hint="default"/>
+      </w:rPr>
+    </w:lvl>
+  </w:abstractNum>
+  <w:abstractNum w:abstractNumId="1" w15:restartNumberingAfterBreak="0">
+    <w:nsid w:val="3BD93BB4"/>
+    <w:multiLevelType w:val="multilevel"/>
+    <w:tmpl w:val="2FC854C0"/>
+    <w:lvl w:ilvl="0">
+      <w:start w:val="1"/>
+      <w:numFmt w:val="bullet"/>
+      <w:lvlText w:val=""/>
+      <w:lvlJc w:val="left"/>
+      <w:pPr>
+        <w:tabs>
+          <w:tab w:val="num" w:pos="720"/>
+        </w:tabs>
+        <w:ind w:left="720" w:hanging="360"/>
+      </w:pPr>
+      <w:rPr>
+        <w:rFonts w:ascii="Symbol" w:hAnsi="Symbol" w:hint="default"/>
+        <w:sz w:val="20"/>
+      </w:rPr>
+    </w:lvl>
+    <w:lvl w:ilvl="1" w:tentative="1">
+      <w:start w:val="1"/>
+      <w:numFmt w:val="bullet"/>
+      <w:lvlText w:val="o"/>
+      <w:lvlJc w:val="left"/>
+      <w:pPr>
+        <w:tabs>
+          <w:tab w:val="num" w:pos="1440"/>
+        </w:tabs>
+        <w:ind w:left="1440" w:hanging="360"/>
+      </w:pPr>
+      <w:rPr>
+        <w:rFonts w:ascii="Courier New" w:hAnsi="Courier New" w:hint="default"/>
+        <w:sz w:val="20"/>
+      </w:rPr>
+    </w:lvl>
+    <w:lvl w:ilvl="2" w:tentative="1">
+      <w:start w:val="1"/>
+      <w:numFmt w:val="bullet"/>
+      <w:lvlText w:val=""/>
+      <w:lvlJc w:val="left"/>
+      <w:pPr>
+        <w:tabs>
+          <w:tab w:val="num" w:pos="2160"/>
+        </w:tabs>
+        <w:ind w:left="2160" w:hanging="360"/>
+      </w:pPr>
+      <w:rPr>
+        <w:rFonts w:ascii="Wingdings" w:hAnsi="Wingdings" w:hint="default"/>
+        <w:sz w:val="20"/>
+      </w:rPr>
+    </w:lvl>
+    <w:lvl w:ilvl="3" w:tentative="1">
+      <w:start w:val="1"/>
+      <w:numFmt w:val="bullet"/>
+      <w:lvlText w:val=""/>
+      <w:lvlJc w:val="left"/>
+      <w:pPr>
+        <w:tabs>
+          <w:tab w:val="num" w:pos="2880"/>
+        </w:tabs>
+        <w:ind w:left="2880" w:hanging="360"/>
+      </w:pPr>
+      <w:rPr>
+        <w:rFonts w:ascii="Wingdings" w:hAnsi="Wingdings" w:hint="default"/>
+        <w:sz w:val="20"/>
+      </w:rPr>
+    </w:lvl>
+    <w:lvl w:ilvl="4" w:tentative="1">
+      <w:start w:val="1"/>
+      <w:numFmt w:val="bullet"/>
+      <w:lvlText w:val=""/>
+      <w:lvlJc w:val="left"/>
+      <w:pPr>
+        <w:tabs>
+          <w:tab w:val="num" w:pos="3600"/>
+        </w:tabs>
+        <w:ind w:left="3600" w:hanging="360"/>
+      </w:pPr>
+      <w:rPr>
+        <w:rFonts w:ascii="Wingdings" w:hAnsi="Wingdings" w:hint="default"/>
+        <w:sz w:val="20"/>
+      </w:rPr>
+    </w:lvl>
+    <w:lvl w:ilvl="5" w:tentative="1">
+      <w:start w:val="1"/>
+      <w:numFmt w:val="bullet"/>
+      <w:lvlText w:val=""/>
+      <w:lvlJc w:val="left"/>
+      <w:pPr>
+        <w:tabs>
+          <w:tab w:val="num" w:pos="4320"/>
+        </w:tabs>
+        <w:ind w:left="4320" w:hanging="360"/>
+      </w:pPr>
+      <w:rPr>
+        <w:rFonts w:ascii="Wingdings" w:hAnsi="Wingdings" w:hint="default"/>
+        <w:sz w:val="20"/>
+      </w:rPr>
+    </w:lvl>
+    <w:lvl w:ilvl="6" w:tentative="1">
+      <w:start w:val="1"/>
+      <w:numFmt w:val="bullet"/>
+      <w:lvlText w:val=""/>
+      <w:lvlJc w:val="left"/>
+      <w:pPr>
+        <w:tabs>
+          <w:tab w:val="num" w:pos="5040"/>
+        </w:tabs>
+        <w:ind w:left="5040" w:hanging="360"/>
+      </w:pPr>
+      <w:rPr>
+        <w:rFonts w:ascii="Wingdings" w:hAnsi="Wingdings" w:hint="default"/>
+        <w:sz w:val="20"/>
+      </w:rPr>
+    </w:lvl>
+    <w:lvl w:ilvl="7" w:tentative="1">
+      <w:start w:val="1"/>
+      <w:numFmt w:val="bullet"/>
+      <w:lvlText w:val=""/>
+      <w:lvlJc w:val="left"/>
+      <w:pPr>
+        <w:tabs>
+          <w:tab w:val="num" w:pos="5760"/>
+        </w:tabs>
+        <w:ind w:left="5760" w:hanging="360"/>
+      </w:pPr>
+      <w:rPr>
+        <w:rFonts w:ascii="Wingdings" w:hAnsi="Wingdings" w:hint="default"/>
+        <w:sz w:val="20"/>
+      </w:rPr>
+    </w:lvl>
+    <w:lvl w:ilvl="8" w:tentative="1">
+      <w:start w:val="1"/>
+      <w:numFmt w:val="bullet"/>
+      <w:lvlText w:val=""/>
+      <w:lvlJc w:val="left"/>
+      <w:pPr>
+        <w:tabs>
+          <w:tab w:val="num" w:pos="6480"/>
+        </w:tabs>
+        <w:ind w:left="6480" w:hanging="360"/>
+      </w:pPr>
+      <w:rPr>
+        <w:rFonts w:ascii="Wingdings" w:hAnsi="Wingdings" w:hint="default"/>
+        <w:sz w:val="20"/>
+      </w:rPr>
+    </w:lvl>
+  </w:abstractNum>
+  <w:abstractNum w:abstractNumId="2" w15:restartNumberingAfterBreak="0">
+    <w:nsid w:val="48714DEF"/>
+    <w:multiLevelType w:val="multilevel"/>
+    <w:tmpl w:val="FFC01FD8"/>
+    <w:lvl w:ilvl="0">
+      <w:start w:val="1"/>
+      <w:numFmt w:val="bullet"/>
+      <w:lvlText w:val=""/>
+      <w:lvlJc w:val="left"/>
+      <w:pPr>
+        <w:tabs>
+          <w:tab w:val="num" w:pos="720"/>
+        </w:tabs>
+        <w:ind w:left="720" w:hanging="360"/>
+      </w:pPr>
+      <w:rPr>
+        <w:rFonts w:ascii="Symbol" w:hAnsi="Symbol" w:hint="default"/>
+        <w:sz w:val="20"/>
+      </w:rPr>
+    </w:lvl>
+    <w:lvl w:ilvl="1" w:tentative="1">
+      <w:start w:val="1"/>
+      <w:numFmt w:val="bullet"/>
+      <w:lvlText w:val="o"/>
+      <w:lvlJc w:val="left"/>
+      <w:pPr>
+        <w:tabs>
+          <w:tab w:val="num" w:pos="1440"/>
+        </w:tabs>
+        <w:ind w:left="1440" w:hanging="360"/>
+      </w:pPr>
+      <w:rPr>
+        <w:rFonts w:ascii="Courier New" w:hAnsi="Courier New" w:hint="default"/>
+        <w:sz w:val="20"/>
+      </w:rPr>
+    </w:lvl>
+    <w:lvl w:ilvl="2" w:tentative="1">
+      <w:start w:val="1"/>
+      <w:numFmt w:val="bullet"/>
+      <w:lvlText w:val=""/>
+      <w:lvlJc w:val="left"/>
+      <w:pPr>
+        <w:tabs>
+          <w:tab w:val="num" w:pos="2160"/>
+        </w:tabs>
+        <w:ind w:left="2160" w:hanging="360"/>
+      </w:pPr>
+      <w:rPr>
+        <w:rFonts w:ascii="Wingdings" w:hAnsi="Wingdings" w:hint="default"/>
+        <w:sz w:val="20"/>
+      </w:rPr>
+    </w:lvl>
+    <w:lvl w:ilvl="3" w:tentative="1">
+      <w:start w:val="1"/>
+      <w:numFmt w:val="bullet"/>
+      <w:lvlText w:val=""/>
+      <w:lvlJc w:val="left"/>
+      <w:pPr>
+        <w:tabs>
+          <w:tab w:val="num" w:pos="2880"/>
+        </w:tabs>
+        <w:ind w:left="2880" w:hanging="360"/>
+      </w:pPr>
+      <w:rPr>
+        <w:rFonts w:ascii="Wingdings" w:hAnsi="Wingdings" w:hint="default"/>
+        <w:sz w:val="20"/>
+      </w:rPr>
+    </w:lvl>
+    <w:lvl w:ilvl="4" w:tentative="1">
+      <w:start w:val="1"/>
+      <w:numFmt w:val="bullet"/>
+      <w:lvlText w:val=""/>
+      <w:lvlJc w:val="left"/>
+      <w:pPr>
+        <w:tabs>
+          <w:tab w:val="num" w:pos="3600"/>
+        </w:tabs>
+        <w:ind w:left="3600" w:hanging="360"/>
+      </w:pPr>
+      <w:rPr>
+        <w:rFonts w:ascii="Wingdings" w:hAnsi="Wingdings" w:hint="default"/>
+        <w:sz w:val="20"/>
+      </w:rPr>
+    </w:lvl>
+    <w:lvl w:ilvl="5" w:tentative="1">
+      <w:start w:val="1"/>
+      <w:numFmt w:val="bullet"/>
+      <w:lvlText w:val=""/>
+      <w:lvlJc w:val="left"/>
+      <w:pPr>
+        <w:tabs>
+          <w:tab w:val="num" w:pos="4320"/>
+        </w:tabs>
+        <w:ind w:left="4320" w:hanging="360"/>
+      </w:pPr>
+      <w:rPr>
+        <w:rFonts w:ascii="Wingdings" w:hAnsi="Wingdings" w:hint="default"/>
+        <w:sz w:val="20"/>
+      </w:rPr>
+    </w:lvl>
+    <w:lvl w:ilvl="6" w:tentative="1">
+      <w:start w:val="1"/>
+      <w:numFmt w:val="bullet"/>
+      <w:lvlText w:val=""/>
+      <w:lvlJc w:val="left"/>
+      <w:pPr>
+        <w:tabs>
+          <w:tab w:val="num" w:pos="5040"/>
+        </w:tabs>
+        <w:ind w:left="5040" w:hanging="360"/>
+      </w:pPr>
+      <w:rPr>
+        <w:rFonts w:ascii="Wingdings" w:hAnsi="Wingdings" w:hint="default"/>
+        <w:sz w:val="20"/>
+      </w:rPr>
+    </w:lvl>
+    <w:lvl w:ilvl="7" w:tentative="1">
+      <w:start w:val="1"/>
+      <w:numFmt w:val="bullet"/>
+      <w:lvlText w:val=""/>
+      <w:lvlJc w:val="left"/>
+      <w:pPr>
+        <w:tabs>
+          <w:tab w:val="num" w:pos="5760"/>
+        </w:tabs>
+        <w:ind w:left="5760" w:hanging="360"/>
+      </w:pPr>
+      <w:rPr>
+        <w:rFonts w:ascii="Wingdings" w:hAnsi="Wingdings" w:hint="default"/>
+        <w:sz w:val="20"/>
+      </w:rPr>
+    </w:lvl>
+    <w:lvl w:ilvl="8" w:tentative="1">
+      <w:start w:val="1"/>
+      <w:numFmt w:val="bullet"/>
+      <w:lvlText w:val=""/>
+      <w:lvlJc w:val="left"/>
+      <w:pPr>
+        <w:tabs>
+          <w:tab w:val="num" w:pos="6480"/>
+        </w:tabs>
+        <w:ind w:left="6480" w:hanging="360"/>
+      </w:pPr>
+      <w:rPr>
+        <w:rFonts w:ascii="Wingdings" w:hAnsi="Wingdings" w:hint="default"/>
+        <w:sz w:val="20"/>
+      </w:rPr>
+    </w:lvl>
+  </w:abstractNum>
+  <w:num w:numId="1" w16cid:durableId="1973360288">
+    <w:abstractNumId w:val="2"/>
+  </w:num>
+  <w:num w:numId="2" w16cid:durableId="1297762781">
+    <w:abstractNumId w:val="1"/>
+  </w:num>
+  <w:num w:numId="3" w16cid:durableId="541015575">
+    <w:abstractNumId w:val="0"/>
+  </w:num>
+</w:numbering>
 </file>
 
 <file path=word/styles.xml><?xml version="1.0" encoding="utf-8"?>
